--- a/docs/NovaPay_Technical_Report.docx
+++ b/docs/NovaPay_Technical_Report.docx
@@ -1213,6 +1213,9 @@
         <w:gridCol w:w="9360"/>
       </w:tblGrid>
       <w:tr>
+        <w:trPr>
+          <w:cantSplit/>
+        </w:trPr>
         <w:tc>
           <w:tcPr>
             <w:tcW w:type="dxa" w:w="9360"/>
@@ -1252,7 +1255,7 @@
                 <w:sz w:val="21"/>
                 <w:szCs w:val="21"/>
               </w:rPr>
-              <w:t xml:space="preserve">Every component described in this report was executed and observed to work, including a from-scratch clean-room rebuild (fresh Python virtual environment, dependency installation from requirements.txt only, no pre-existing state) that reproduced identical training metrics and passed the full automated test suite. Two implementation defects were found and fixed during this process; both are documented in Section 11, because a report that only lists what works without noting what broke and was fixed is not a credible engineering record.</w:t>
+              <w:t xml:space="preserve">Every component described in this report was executed and observed to work, including a from-scratch clean-room rebuild (fresh Python virtual environment, dependency installation from requirements.txt only, no pre-existing state) that reproduced identical training metrics and passed the full automated test suite. Six implementation defects were found and fixed during this process; all are documented in Section 13, because a report that only lists what works without noting what broke and was fixed is not a credible engineering record.</w:t>
             </w:r>
           </w:p>
         </w:tc>
@@ -1599,7 +1602,7 @@
           <w:sz w:val="18"/>
           <w:szCs w:val="18"/>
         </w:rPr>
-        <w:t xml:space="preserve">    modeling.py                   training &amp; evaluation (133 lines)</w:t>
+        <w:t xml:space="preserve">    modeling.py                   training, evaluation &amp; gated selection (207 lines)</w:t>
       </w:r>
       <w:r>
         <w:br/>
@@ -1623,7 +1626,7 @@
           <w:sz w:val="18"/>
           <w:szCs w:val="18"/>
         </w:rPr>
-        <w:t xml:space="preserve">    train.py                      pipeline orchestration (201 lines)</w:t>
+        <w:t xml:space="preserve">    train.py                      pipeline orchestration (218 lines)</w:t>
       </w:r>
       <w:r>
         <w:br/>
@@ -1719,7 +1722,7 @@
           <w:sz w:val="18"/>
           <w:szCs w:val="18"/>
         </w:rPr>
-        <w:t xml:space="preserve">tests/                            33 automated tests across 8 test files</w:t>
+        <w:t xml:space="preserve">tests/                            36 automated tests across 8 test files</w:t>
       </w:r>
       <w:r>
         <w:br/>
@@ -4083,7 +4086,7 @@
         <w:spacing w:after="120" w:before="240"/>
       </w:pPr>
       <w:r>
-        <w:t xml:space="preserve">4.5 Model Selection Criterion</w:t>
+        <w:t xml:space="preserve">4.5 Model Selection Criterion — Automatic and Gated on the Business Requirement</w:t>
       </w:r>
     </w:p>
     <w:p>
@@ -4098,7 +4101,118 @@
           <w:sz w:val="22"/>
           <w:szCs w:val="22"/>
         </w:rPr>
-        <w:t xml:space="preserve">The primary selection metric is PR-AUC (precision-recall area under curve), which is the appropriate summary statistic for an imbalanced binary classification problem — unlike ROC-AUC, PR-AUC is sensitive to the minority-class performance that actually matters here and is not inflated by the large true-negative count.</w:t>
+        <w:t xml:space="preserve">Model selection is fully automatic (novapay_fraud.modeling.select_best_model), and is explicitly gated on the actual business requirement rather than ranking candidates by a single statistical metric in isolation. Selecting purely by PR-AUC can pick a model that scores well by that measure but fails the requirement that actually matters: recall must beat the rules-based baseline by at least the configured minimum (15%). The selection procedure is:</w:t>
+      </w:r>
+    </w:p>
+    <w:p>
+      <w:pPr>
+        <w:pStyle w:val="ListParagraph"/>
+        <w:numPr>
+          <w:ilvl w:val="0"/>
+          <w:numId w:val="1"/>
+        </w:numPr>
+        <w:spacing w:after="80" w:line="280"/>
+      </w:pPr>
+      <w:r>
+        <w:rPr>
+          <w:rFonts w:ascii="Calibri" w:cs="Calibri" w:eastAsia="Calibri" w:hAnsi="Calibri"/>
+          <w:color w:val="1A1A1A"/>
+          <w:sz w:val="22"/>
+          <w:szCs w:val="22"/>
+        </w:rPr>
+        <w:t xml:space="preserve">Compute each candidate's recall uplift over the rules-based baseline.</w:t>
+      </w:r>
+    </w:p>
+    <w:p>
+      <w:pPr>
+        <w:pStyle w:val="ListParagraph"/>
+        <w:numPr>
+          <w:ilvl w:val="0"/>
+          <w:numId w:val="1"/>
+        </w:numPr>
+        <w:spacing w:after="80" w:line="280"/>
+      </w:pPr>
+      <w:r>
+        <w:rPr>
+          <w:rFonts w:ascii="Calibri" w:cs="Calibri" w:eastAsia="Calibri" w:hAnsi="Calibri"/>
+          <w:color w:val="1A1A1A"/>
+          <w:sz w:val="22"/>
+          <w:szCs w:val="22"/>
+        </w:rPr>
+        <w:t xml:space="preserve">Filter to the subset of candidates that meet the minimum recall-uplift requirement.</w:t>
+      </w:r>
+    </w:p>
+    <w:p>
+      <w:pPr>
+        <w:pStyle w:val="ListParagraph"/>
+        <w:numPr>
+          <w:ilvl w:val="0"/>
+          <w:numId w:val="1"/>
+        </w:numPr>
+        <w:spacing w:after="80" w:line="280"/>
+      </w:pPr>
+      <w:r>
+        <w:rPr>
+          <w:rFonts w:ascii="Calibri" w:cs="Calibri" w:eastAsia="Calibri" w:hAnsi="Calibri"/>
+          <w:color w:val="1A1A1A"/>
+          <w:sz w:val="22"/>
+          <w:szCs w:val="22"/>
+        </w:rPr>
+        <w:t xml:space="preserve">Among the candidates that pass this gate, select the one with the best PR-AUC — the appropriate ranking metric for an imbalanced classification problem.</w:t>
+      </w:r>
+    </w:p>
+    <w:p>
+      <w:pPr>
+        <w:pStyle w:val="ListParagraph"/>
+        <w:numPr>
+          <w:ilvl w:val="0"/>
+          <w:numId w:val="1"/>
+        </w:numPr>
+        <w:spacing w:after="80" w:line="280"/>
+      </w:pPr>
+      <w:r>
+        <w:rPr>
+          <w:rFonts w:ascii="Calibri" w:cs="Calibri" w:eastAsia="Calibri" w:hAnsi="Calibri"/>
+          <w:color w:val="1A1A1A"/>
+          <w:sz w:val="22"/>
+          <w:szCs w:val="22"/>
+        </w:rPr>
+        <w:t xml:space="preserve">If no candidate passes the gate, fall back to the best PR-AUC-overall candidate, but the returned selection reason is explicitly flagged as a WARNING stating the requirement was not met — an automatic pipeline must never silently promote a model that fails the stated business requirement without saying so.</w:t>
+      </w:r>
+    </w:p>
+    <w:p>
+      <w:pPr>
+        <w:spacing w:after="160" w:line="300"/>
+        <w:jc w:val="both"/>
+      </w:pPr>
+      <w:r>
+        <w:rPr>
+          <w:rFonts w:ascii="Calibri" w:cs="Calibri" w:eastAsia="Calibri" w:hAnsi="Calibri"/>
+          <w:color w:val="1A1A1A"/>
+          <w:sz w:val="22"/>
+          <w:szCs w:val="22"/>
+        </w:rPr>
+        <w:t xml:space="preserve">This gating was added after an initial version of the selection code picked the highest-PR-AUC candidate with no check on whether that candidate actually cleared the recall-uplift bar. On this project's own test window, that gap was real, not theoretical: only Logistic Regression clears the 15% requirement (16.5%); Random Forest, XGBoost, and LightGBM all land at </w:t>
+      </w:r>
+      <w:r>
+        <w:rPr>
+          <w:rFonts w:ascii="Calibri" w:cs="Calibri" w:eastAsia="Calibri" w:hAnsi="Calibri"/>
+          <w:b/>
+          <w:bCs/>
+          <w:color w:val="1A1A1A"/>
+          <w:sz w:val="22"/>
+          <w:szCs w:val="22"/>
+        </w:rPr>
+        <w:t xml:space="preserve">14.1%</w:t>
+      </w:r>
+      <w:r>
+        <w:rPr>
+          <w:rFonts w:ascii="Calibri" w:cs="Calibri" w:eastAsia="Calibri" w:hAnsi="Calibri"/>
+          <w:color w:val="1A1A1A"/>
+          <w:sz w:val="22"/>
+          <w:szCs w:val="22"/>
+        </w:rPr>
+        <w:t xml:space="preserve">, just under the bar (see Section 5.1). The original code selected Logistic Regression anyway, but only because it happened to also have the best PR-AUC — the code itself had no way of knowing whether its pick actually satisfied the requirement, and a future retrain could have silently promoted a model that did not. This is documented as item 6 in Section 13's defect log.</w:t>
       </w:r>
     </w:p>
     <w:p>
@@ -4176,7 +4290,7 @@
     </w:p>
     <w:tbl>
       <w:tblPr>
-        <w:tblW w:type="dxa" w:w="9230"/>
+        <w:tblW w:type="dxa" w:w="9360"/>
         <w:tblBorders>
           <w:top w:val="single" w:color="D9D9D9" w:sz="4"/>
           <w:left w:val="single" w:color="D9D9D9" w:sz="4"/>
@@ -4187,14 +4301,15 @@
         </w:tblBorders>
       </w:tblPr>
       <w:tblGrid>
-        <w:gridCol w:w="1650"/>
+        <w:gridCol w:w="1550"/>
+        <w:gridCol w:w="1150"/>
         <w:gridCol w:w="1050"/>
-        <w:gridCol w:w="1120"/>
+        <w:gridCol w:w="900"/>
+        <w:gridCol w:w="750"/>
+        <w:gridCol w:w="950"/>
+        <w:gridCol w:w="900"/>
+        <w:gridCol w:w="1100"/>
         <w:gridCol w:w="1010"/>
-        <w:gridCol w:w="940"/>
-        <w:gridCol w:w="1080"/>
-        <w:gridCol w:w="1080"/>
-        <w:gridCol w:w="1300"/>
       </w:tblGrid>
       <w:tr>
         <w:trPr>
@@ -4428,7 +4543,36 @@
                 <w:sz w:val="20"/>
                 <w:szCs w:val="20"/>
               </w:rPr>
-              <w:t xml:space="preserve">Flagged</w:t>
+              <w:t xml:space="preserve">Recall uplift</w:t>
+            </w:r>
+          </w:p>
+        </w:tc>
+        <w:tc>
+          <w:tcPr>
+            <w:shd w:fill="1F3864" w:val="clear"/>
+            <w:tcMar>
+              <w:top w:type="dxa" w:w="60"/>
+              <w:left w:type="dxa" w:w="100"/>
+              <w:bottom w:type="dxa" w:w="60"/>
+              <w:right w:type="dxa" w:w="100"/>
+            </w:tcMar>
+            <w:vAlign w:val="center"/>
+          </w:tcPr>
+          <w:p>
+            <w:pPr>
+              <w:spacing w:after="40" w:before="40"/>
+              <w:jc w:val="left"/>
+            </w:pPr>
+            <w:r>
+              <w:rPr>
+                <w:rFonts w:ascii="Calibri" w:cs="Calibri" w:eastAsia="Calibri" w:hAnsi="Calibri"/>
+                <w:b/>
+                <w:bCs/>
+                <w:color w:val="FFFFFF"/>
+                <w:sz w:val="20"/>
+                <w:szCs w:val="20"/>
+              </w:rPr>
+              <w:t xml:space="preserve">Gate</w:t>
             </w:r>
           </w:p>
         </w:tc>
@@ -4666,6 +4810,35 @@
             </w:r>
           </w:p>
         </w:tc>
+        <w:tc>
+          <w:tcPr>
+            <w:shd w:fill="FFFFFF" w:val="clear"/>
+            <w:tcMar>
+              <w:top w:type="dxa" w:w="60"/>
+              <w:left w:type="dxa" w:w="100"/>
+              <w:bottom w:type="dxa" w:w="60"/>
+              <w:right w:type="dxa" w:w="100"/>
+            </w:tcMar>
+            <w:vAlign w:val="center"/>
+          </w:tcPr>
+          <w:p>
+            <w:pPr>
+              <w:spacing w:after="40" w:before="40"/>
+              <w:jc w:val="center"/>
+            </w:pPr>
+            <w:r>
+              <w:rPr>
+                <w:rFonts w:ascii="Calibri" w:cs="Calibri" w:eastAsia="Calibri" w:hAnsi="Calibri"/>
+                <w:b w:val="false"/>
+                <w:bCs w:val="false"/>
+                <w:color w:val="1A1A1A"/>
+                <w:sz w:val="19"/>
+                <w:szCs w:val="19"/>
+              </w:rPr>
+              <w:t xml:space="preserve">—</w:t>
+            </w:r>
+          </w:p>
+        </w:tc>
       </w:tr>
       <w:tr>
         <w:tc>
@@ -4896,7 +5069,36 @@
                 <w:sz w:val="19"/>
                 <w:szCs w:val="19"/>
               </w:rPr>
-              <w:t xml:space="preserve">313/2,147</w:t>
+              <w:t xml:space="preserve">+16.5%</w:t>
+            </w:r>
+          </w:p>
+        </w:tc>
+        <w:tc>
+          <w:tcPr>
+            <w:shd w:fill="FFFFFF" w:val="clear"/>
+            <w:tcMar>
+              <w:top w:type="dxa" w:w="60"/>
+              <w:left w:type="dxa" w:w="100"/>
+              <w:bottom w:type="dxa" w:w="60"/>
+              <w:right w:type="dxa" w:w="100"/>
+            </w:tcMar>
+            <w:vAlign w:val="center"/>
+          </w:tcPr>
+          <w:p>
+            <w:pPr>
+              <w:spacing w:after="40" w:before="40"/>
+              <w:jc w:val="center"/>
+            </w:pPr>
+            <w:r>
+              <w:rPr>
+                <w:rFonts w:ascii="Calibri" w:cs="Calibri" w:eastAsia="Calibri" w:hAnsi="Calibri"/>
+                <w:b w:val="false"/>
+                <w:bCs w:val="false"/>
+                <w:color w:val="1A1A1A"/>
+                <w:sz w:val="19"/>
+                <w:szCs w:val="19"/>
+              </w:rPr>
+              <w:t xml:space="preserve">PASS</w:t>
             </w:r>
           </w:p>
         </w:tc>
@@ -5130,7 +5332,36 @@
                 <w:sz w:val="19"/>
                 <w:szCs w:val="19"/>
               </w:rPr>
-              <w:t xml:space="preserve">283/2,147</w:t>
+              <w:t xml:space="preserve">+14.1%</w:t>
+            </w:r>
+          </w:p>
+        </w:tc>
+        <w:tc>
+          <w:tcPr>
+            <w:shd w:fill="FFFFFF" w:val="clear"/>
+            <w:tcMar>
+              <w:top w:type="dxa" w:w="60"/>
+              <w:left w:type="dxa" w:w="100"/>
+              <w:bottom w:type="dxa" w:w="60"/>
+              <w:right w:type="dxa" w:w="100"/>
+            </w:tcMar>
+            <w:vAlign w:val="center"/>
+          </w:tcPr>
+          <w:p>
+            <w:pPr>
+              <w:spacing w:after="40" w:before="40"/>
+              <w:jc w:val="center"/>
+            </w:pPr>
+            <w:r>
+              <w:rPr>
+                <w:rFonts w:ascii="Calibri" w:cs="Calibri" w:eastAsia="Calibri" w:hAnsi="Calibri"/>
+                <w:b w:val="false"/>
+                <w:bCs w:val="false"/>
+                <w:color w:val="1A1A1A"/>
+                <w:sz w:val="19"/>
+                <w:szCs w:val="19"/>
+              </w:rPr>
+              <w:t xml:space="preserve">fail</w:t>
             </w:r>
           </w:p>
         </w:tc>
@@ -5364,7 +5595,36 @@
                 <w:sz w:val="19"/>
                 <w:szCs w:val="19"/>
               </w:rPr>
-              <w:t xml:space="preserve">289/2,147</w:t>
+              <w:t xml:space="preserve">+14.1%</w:t>
+            </w:r>
+          </w:p>
+        </w:tc>
+        <w:tc>
+          <w:tcPr>
+            <w:shd w:fill="FFFFFF" w:val="clear"/>
+            <w:tcMar>
+              <w:top w:type="dxa" w:w="60"/>
+              <w:left w:type="dxa" w:w="100"/>
+              <w:bottom w:type="dxa" w:w="60"/>
+              <w:right w:type="dxa" w:w="100"/>
+            </w:tcMar>
+            <w:vAlign w:val="center"/>
+          </w:tcPr>
+          <w:p>
+            <w:pPr>
+              <w:spacing w:after="40" w:before="40"/>
+              <w:jc w:val="center"/>
+            </w:pPr>
+            <w:r>
+              <w:rPr>
+                <w:rFonts w:ascii="Calibri" w:cs="Calibri" w:eastAsia="Calibri" w:hAnsi="Calibri"/>
+                <w:b w:val="false"/>
+                <w:bCs w:val="false"/>
+                <w:color w:val="1A1A1A"/>
+                <w:sz w:val="19"/>
+                <w:szCs w:val="19"/>
+              </w:rPr>
+              <w:t xml:space="preserve">fail</w:t>
             </w:r>
           </w:p>
         </w:tc>
@@ -5598,7 +5858,36 @@
                 <w:sz w:val="19"/>
                 <w:szCs w:val="19"/>
               </w:rPr>
-              <w:t xml:space="preserve">291/2,147</w:t>
+              <w:t xml:space="preserve">+14.1%</w:t>
+            </w:r>
+          </w:p>
+        </w:tc>
+        <w:tc>
+          <w:tcPr>
+            <w:shd w:fill="FFFFFF" w:val="clear"/>
+            <w:tcMar>
+              <w:top w:type="dxa" w:w="60"/>
+              <w:left w:type="dxa" w:w="100"/>
+              <w:bottom w:type="dxa" w:w="60"/>
+              <w:right w:type="dxa" w:w="100"/>
+            </w:tcMar>
+            <w:vAlign w:val="center"/>
+          </w:tcPr>
+          <w:p>
+            <w:pPr>
+              <w:spacing w:after="40" w:before="40"/>
+              <w:jc w:val="center"/>
+            </w:pPr>
+            <w:r>
+              <w:rPr>
+                <w:rFonts w:ascii="Calibri" w:cs="Calibri" w:eastAsia="Calibri" w:hAnsi="Calibri"/>
+                <w:b w:val="false"/>
+                <w:bCs w:val="false"/>
+                <w:color w:val="1A1A1A"/>
+                <w:sz w:val="19"/>
+                <w:szCs w:val="19"/>
+              </w:rPr>
+              <w:t xml:space="preserve">fail</w:t>
             </w:r>
           </w:p>
         </w:tc>
@@ -5632,7 +5921,7 @@
           <w:sz w:val="22"/>
           <w:szCs w:val="22"/>
         </w:rPr>
-        <w:t xml:space="preserve">, on the basis of the highest PR-AUC (0.969). This result is reported alongside the full comparison table rather than presented in isolation: Random Forest's 100% test precision (zero false positives) is a genuinely notable result, and the trade-off between the two — Logistic Regression's higher recall and PR-AUC versus Random Forest's perfect precision — is preserved in artifacts/metrics.json for a human reviewer to weigh, rather than resolved silently by the selection code.</w:t>
+        <w:t xml:space="preserve">, the only candidate that clears the required minimum 15% recall uplift over the rules baseline (achieving 16.5%), and additionally the highest-PR-AUC candidate overall (0.969). Random Forest, XGBoost, and LightGBM are excluded from selection by the gate itself — not by a secondary tie-break — despite Random Forest's notable 100% test precision (zero false positives), because none of the three reach the required recall uplift on this test window (each achieves 14.1%). All four candidates' figures, including their gate status, are preserved in artifacts/model_metadata.json's recall_uplift_pct_by_candidate field for a human reviewer to audit, rather than only the winner's numbers being retained.</w:t>
       </w:r>
     </w:p>
     <w:p>
@@ -8490,6 +8779,9 @@
         <w:gridCol w:w="9360"/>
       </w:tblGrid>
       <w:tr>
+        <w:trPr>
+          <w:cantSplit/>
+        </w:trPr>
         <w:tc>
           <w:tcPr>
             <w:tcW w:type="dxa" w:w="9360"/>
@@ -8586,7 +8878,7 @@
           <w:sz w:val="22"/>
           <w:szCs w:val="22"/>
         </w:rPr>
-        <w:t xml:space="preserve">33 automated tests across 8 files, all passing together in a single pytest tests/ run:</w:t>
+        <w:t xml:space="preserve">36 automated tests across 8 files, all passing together in a single pytest tests/ run:</w:t>
       </w:r>
     </w:p>
     <w:tbl>
@@ -9020,7 +9312,7 @@
                 <w:sz w:val="19"/>
                 <w:szCs w:val="19"/>
               </w:rPr>
-              <w:t xml:space="preserve">Chronological split correctness (no leakage), scale_pos_weight computation, threshold selection, metric bounds</w:t>
+              <w:t xml:space="preserve">Chronological split correctness (no leakage), scale_pos_weight computation, threshold selection, metric bounds, and automatic gated model selection (normal-gate-pass and no-candidate-passes fallback cases)</w:t>
             </w:r>
           </w:p>
         </w:tc>
@@ -9049,7 +9341,7 @@
                 <w:sz w:val="19"/>
                 <w:szCs w:val="19"/>
               </w:rPr>
-              <w:t xml:space="preserve">4</w:t>
+              <w:t xml:space="preserve">7</w:t>
             </w:r>
           </w:p>
         </w:tc>
@@ -10332,6 +10624,124 @@
                 <w:szCs w:val="19"/>
               </w:rPr>
               <w:t xml:space="preserve">_child_env() explicitly sets PYTHONPATH for spawned subprocesses</w:t>
+            </w:r>
+          </w:p>
+        </w:tc>
+      </w:tr>
+      <w:tr>
+        <w:tc>
+          <w:tcPr>
+            <w:shd w:fill="FFFFFF" w:val="clear"/>
+            <w:tcMar>
+              <w:top w:type="dxa" w:w="60"/>
+              <w:left w:type="dxa" w:w="100"/>
+              <w:bottom w:type="dxa" w:w="60"/>
+              <w:right w:type="dxa" w:w="100"/>
+            </w:tcMar>
+            <w:vAlign w:val="center"/>
+          </w:tcPr>
+          <w:p>
+            <w:pPr>
+              <w:spacing w:after="40" w:before="40"/>
+              <w:jc w:val="center"/>
+            </w:pPr>
+            <w:r>
+              <w:rPr>
+                <w:rFonts w:ascii="Calibri" w:cs="Calibri" w:eastAsia="Calibri" w:hAnsi="Calibri"/>
+                <w:b w:val="false"/>
+                <w:bCs w:val="false"/>
+                <w:color w:val="1A1A1A"/>
+                <w:sz w:val="19"/>
+                <w:szCs w:val="19"/>
+              </w:rPr>
+              <w:t xml:space="preserve">6</w:t>
+            </w:r>
+          </w:p>
+        </w:tc>
+        <w:tc>
+          <w:tcPr>
+            <w:shd w:fill="FFFFFF" w:val="clear"/>
+            <w:tcMar>
+              <w:top w:type="dxa" w:w="60"/>
+              <w:left w:type="dxa" w:w="100"/>
+              <w:bottom w:type="dxa" w:w="60"/>
+              <w:right w:type="dxa" w:w="100"/>
+            </w:tcMar>
+            <w:vAlign w:val="center"/>
+          </w:tcPr>
+          <w:p>
+            <w:pPr>
+              <w:spacing w:after="40" w:before="40"/>
+              <w:jc w:val="left"/>
+            </w:pPr>
+            <w:r>
+              <w:rPr>
+                <w:rFonts w:ascii="Calibri" w:cs="Calibri" w:eastAsia="Calibri" w:hAnsi="Calibri"/>
+                <w:b w:val="false"/>
+                <w:bCs w:val="false"/>
+                <w:color w:val="1A1A1A"/>
+                <w:sz w:val="19"/>
+                <w:szCs w:val="19"/>
+              </w:rPr>
+              <w:t xml:space="preserve">Model selection picked the highest-PR-AUC candidate with no check that it met the recall-uplift requirement; worked only by coincidence since Random Forest, XGBoost, and LightGBM all silently fall short (14.1% vs. the required 15%)</w:t>
+            </w:r>
+          </w:p>
+        </w:tc>
+        <w:tc>
+          <w:tcPr>
+            <w:shd w:fill="FFFFFF" w:val="clear"/>
+            <w:tcMar>
+              <w:top w:type="dxa" w:w="60"/>
+              <w:left w:type="dxa" w:w="100"/>
+              <w:bottom w:type="dxa" w:w="60"/>
+              <w:right w:type="dxa" w:w="100"/>
+            </w:tcMar>
+            <w:vAlign w:val="center"/>
+          </w:tcPr>
+          <w:p>
+            <w:pPr>
+              <w:spacing w:after="40" w:before="40"/>
+              <w:jc w:val="left"/>
+            </w:pPr>
+            <w:r>
+              <w:rPr>
+                <w:rFonts w:ascii="Calibri" w:cs="Calibri" w:eastAsia="Calibri" w:hAnsi="Calibri"/>
+                <w:b w:val="false"/>
+                <w:bCs w:val="false"/>
+                <w:color w:val="1A1A1A"/>
+                <w:sz w:val="19"/>
+                <w:szCs w:val="19"/>
+              </w:rPr>
+              <w:t xml:space="preserve">Reviewing per-candidate recall uplift after a request to make selection auditable</w:t>
+            </w:r>
+          </w:p>
+        </w:tc>
+        <w:tc>
+          <w:tcPr>
+            <w:shd w:fill="FFFFFF" w:val="clear"/>
+            <w:tcMar>
+              <w:top w:type="dxa" w:w="60"/>
+              <w:left w:type="dxa" w:w="100"/>
+              <w:bottom w:type="dxa" w:w="60"/>
+              <w:right w:type="dxa" w:w="100"/>
+            </w:tcMar>
+            <w:vAlign w:val="center"/>
+          </w:tcPr>
+          <w:p>
+            <w:pPr>
+              <w:spacing w:after="40" w:before="40"/>
+              <w:jc w:val="left"/>
+            </w:pPr>
+            <w:r>
+              <w:rPr>
+                <w:rFonts w:ascii="Calibri" w:cs="Calibri" w:eastAsia="Calibri" w:hAnsi="Calibri"/>
+                <w:b w:val="false"/>
+                <w:bCs w:val="false"/>
+                <w:color w:val="1A1A1A"/>
+                <w:sz w:val="19"/>
+                <w:szCs w:val="19"/>
+              </w:rPr>
+              <w:t xml:space="preserve">select_best_model() gates candidates on the requirement first, ranks survivors by PR-AUC, and returns an explicit WARNING reason if none pass</w:t>
             </w:r>
           </w:p>
         </w:tc>
